--- a/ru/discovery-articles/2.3 Микроскоп.docx
+++ b/ru/discovery-articles/2.3 Микроскоп.docx
@@ -4,136 +4,103 @@
   <w:body>
     <w:p>
       <w:pPr>
-        <w:spacing w:before="0" w:after="80"/>
+        <w:pStyle w:val="Title"/>
+        <w:widowControl/>
       </w:pPr>
       <w:r>
-        <w:rPr>
-          <w:rFonts w:ascii="Calibri" w:hAnsi="Calibri" w:cs="Calibri"/>
-          <w:b/>
-          <w:color w:val="2E74B5"/>
-          <w:sz w:val="20"/>
-        </w:rPr>
-        <w:t>2. Знания, наука и измерения</w:t>
+        <w:t>2.3 Микроскоп</w:t>
       </w:r>
     </w:p>
     <w:p>
       <w:pPr>
         <w:keepNext/>
-        <w:spacing w:before="0" w:after="120"/>
+        <w:widowControl/>
       </w:pPr>
       <w:r>
         <w:rPr>
-          <w:rFonts w:ascii="Calibri" w:hAnsi="Calibri" w:cs="Calibri"/>
-          <w:b/>
-          <w:color w:val="0B2545"/>
-          <w:sz w:val="48"/>
+          <w:sz w:val="20"/>
         </w:rPr>
-        <w:t>2.3 Микроскоп</w:t>
+        <w:t>2. Познание, наука и измерения</w:t>
       </w:r>
     </w:p>
     <w:p>
       <w:pPr>
-        <w:spacing w:before="0" w:after="200" w:line="276" w:lineRule="auto"/>
+        <w:keepNext/>
+        <w:widowControl/>
       </w:pPr>
       <w:r>
         <w:rPr>
-          <w:rFonts w:ascii="Calibri" w:hAnsi="Calibri" w:cs="Calibri"/>
-          <w:i/>
-          <w:color w:val="666666"/>
-          <w:sz w:val="21"/>
+          <w:sz w:val="20"/>
         </w:rPr>
-        <w:t>Период: ок. 1590 — первые составные микроскопы; 1670-е годы — усовершенствования Антони ван Левенгука | Ключевые фигуры: Захарий Янсен (составной микроскоп, ок. 1590); Антони ван Левенгук (мощный однолинзовый микроскоп)</w:t>
+        <w:t>Период: около 1590 года — ранний составной микроскоп; 1670-е годы — усовершенствования Антони ван Левенгука | Основные участники: нидерландские мастера очков, ранние составные микроскопы около 1600 года; Антони ван Левенгук, сильные однолинзовые приборы</w:t>
       </w:r>
     </w:p>
     <w:p>
       <w:pPr>
-        <w:spacing w:before="0" w:after="200" w:line="300" w:lineRule="auto"/>
+        <w:widowControl/>
       </w:pPr>
       <w:r>
-        <w:rPr>
-          <w:rFonts w:ascii="Calibri" w:hAnsi="Calibri" w:cs="Calibri"/>
-          <w:color w:val="0B2545"/>
-          <w:sz w:val="23"/>
-        </w:rPr>
-        <w:t>Микроскоп с помощью линз увеличивает объекты, слишком мелкие для невооружённого глаза. Он открыл клетки, микроорганизмы и целый живой мир, который всегда находился рядом с нами.</w:t>
+        <w:t>Микроскоп увеличивает предметы, слишком маленькие для невооружённого глаза. Он открыл клетки, микробов и целый живой мир, который всегда находился рядом, но оставался невидимым.</w:t>
       </w:r>
     </w:p>
     <w:p>
       <w:pPr>
         <w:pStyle w:val="Heading1"/>
+        <w:widowControl/>
       </w:pPr>
       <w:r>
-        <w:t>Ключевые факты</w:t>
+        <w:t>Кратко о главном</w:t>
       </w:r>
     </w:p>
     <w:p>
       <w:pPr>
-        <w:keepLines/>
-        <w:spacing w:after="80" w:line="300" w:lineRule="auto"/>
-        <w:numPr>
-          <w:ilvl w:val="0"/>
-          <w:numId w:val="10"/>
-        </w:numPr>
+        <w:pStyle w:val="ListBullet"/>
+        <w:widowControl/>
       </w:pPr>
       <w:r>
-        <w:t>Появление ранних составных микроскопов связывают с нидерландскими мастерами очков около 1600 года.</w:t>
+        <w:t>Ранние составные микроскопы связывают с нидерландскими мастерами очков около 1600 года.</w:t>
       </w:r>
     </w:p>
     <w:p>
       <w:pPr>
-        <w:keepLines/>
-        <w:spacing w:after="80" w:line="300" w:lineRule="auto"/>
-        <w:numPr>
-          <w:ilvl w:val="0"/>
-          <w:numId w:val="10"/>
-        </w:numPr>
+        <w:pStyle w:val="ListBullet"/>
+        <w:widowControl/>
       </w:pPr>
       <w:r>
-        <w:t>В 1665 году Роберт Гук опубликовал «Микрографию» и ввёл термин «клетка».</w:t>
+        <w:t>В 1665 году Роберт Гук опубликовал «Микрографию» и ввёл название «клетка».</w:t>
       </w:r>
     </w:p>
     <w:p>
       <w:pPr>
-        <w:keepLines/>
-        <w:spacing w:after="80" w:line="300" w:lineRule="auto"/>
-        <w:numPr>
-          <w:ilvl w:val="0"/>
-          <w:numId w:val="10"/>
-        </w:numPr>
+        <w:pStyle w:val="ListBullet"/>
+        <w:widowControl/>
       </w:pPr>
       <w:r>
-        <w:t>Антони ван Левенгук создавал мощные микроскопы с одной линзой.</w:t>
+        <w:t>Антони ван Левенгук изготавливал мощные однолинзовые микроскопы.</w:t>
       </w:r>
     </w:p>
     <w:p>
       <w:pPr>
-        <w:keepLines/>
-        <w:spacing w:after="80" w:line="300" w:lineRule="auto"/>
-        <w:numPr>
-          <w:ilvl w:val="0"/>
-          <w:numId w:val="10"/>
-        </w:numPr>
+        <w:pStyle w:val="ListBullet"/>
+        <w:widowControl/>
       </w:pPr>
       <w:r>
-        <w:t>Он описал бактерии, сперматозоиды и мельчайших обитателей прудовой воды.</w:t>
+        <w:t>Он описывал бактерии, сперматозоиды и мельчайшие организмы прудовой воды.</w:t>
       </w:r>
     </w:p>
     <w:p>
       <w:pPr>
-        <w:keepLines/>
-        <w:spacing w:after="80" w:line="300" w:lineRule="auto"/>
-        <w:numPr>
-          <w:ilvl w:val="0"/>
-          <w:numId w:val="10"/>
-        </w:numPr>
+        <w:pStyle w:val="ListBullet"/>
+        <w:widowControl/>
       </w:pPr>
       <w:r>
-        <w:t>Позднее микроскопия стала незаменимой для медицины и биологии.</w:t>
+        <w:t>Позднее микроскопия стала необходимой частью медицины и биологии.</w:t>
       </w:r>
     </w:p>
     <w:p>
       <w:pPr>
         <w:pStyle w:val="Heading1"/>
+        <w:widowControl/>
       </w:pPr>
       <w:r>
         <w:t>Что это такое</w:t>
@@ -141,143 +108,101 @@
     </w:p>
     <w:p>
       <w:pPr>
-        <w:keepLines w:val="0"/>
+        <w:widowControl/>
       </w:pPr>
       <w:r>
-        <w:t>Микроскоп — прибор, который создаёт увеличенное изображение малого объекта, преломляя свет в линзах; в более поздних типах для этого используются электроны или другие зонды. Простой микроскоп состоит из одной сильной линзы, составной — из двух и более.</w:t>
-      </w:r>
-    </w:p>
-    <w:p>
-      <w:pPr>
-        <w:keepLines w:val="0"/>
-      </w:pPr>
-      <w:r>
-        <w:t>Главная задача прибора не в увеличении самом по себе, а в разрешении деталей: способности различить две очень близкие точки. Так невидимый мир превращается в доступное наблюдению изображение.</w:t>
+        <w:t>Микроскоп позволяет увидеть маленький объект крупнее благодаря преломлению света в линзах, а в более поздних разновидностях — с помощью электронов или других зондов. Простой микроскоп имеет одну сильную линзу, составной — две или больше. Главное здесь не само увеличение, а разрешение: способность различить две близкие точки. Именно оно превращает невидимый мир в наблюдаемое изображение.</w:t>
       </w:r>
     </w:p>
     <w:p>
       <w:pPr>
         <w:pStyle w:val="Heading1"/>
+        <w:widowControl/>
       </w:pPr>
       <w:r>
-        <w:t>Кто это открыл или изобрёл</w:t>
+        <w:t>Кто открыл или изобрёл</w:t>
       </w:r>
     </w:p>
     <w:p>
       <w:pPr>
-        <w:keepLines w:val="0"/>
+        <w:widowControl/>
       </w:pPr>
       <w:r>
-        <w:t>У микроскопа нет единственного автора. Ранние составные приборы около 1600 года создавали нидерландские мастера очков; позднейшая традиция называет среди них Ханса и Захария Янсенов. В Лондоне Роберт Гук усовершенствовал микроскопы и в 1665 году выпустил «Микрографию», где назвал клетками маленькие полости, увиденные в пробке.</w:t>
-      </w:r>
-    </w:p>
-    <w:p>
-      <w:pPr>
-        <w:keepLines w:val="0"/>
-      </w:pPr>
-      <w:r>
-        <w:t>Делфтский мастер Антони ван Левенгук шлифовал необычайно качественные одиночные линзы. В письмах Лондонскому королевскому обществу он рассказывал о «маленьких животных», обнаруженных в воде и даже в налёте из собственного рта.</w:t>
+        <w:t>Заслуга принадлежит нескольким людям. Около 1600 года нидерландские мастера очков создавали ранние составные микроскопы; поздняя традиция иногда называет среди них Ханса и Захария Янсенов. Роберт Гук в Лондоне совершенствовал приборы и в «Микрографии» 1665 года назвал клетками небольшие полости, увиденные в пробке. Антони ван Левенгук из Делфта шлифовал необычайно сильные одиночные линзы и писал Лондонскому королевскому обществу о «зверьках» в воде и у себя во рту.</w:t>
       </w:r>
     </w:p>
     <w:p>
       <w:pPr>
         <w:pStyle w:val="Heading1"/>
+        <w:widowControl/>
       </w:pPr>
       <w:r>
-        <w:t>Когда и как это появилось</w:t>
+        <w:t>Когда и как появилось</w:t>
       </w:r>
     </w:p>
     <w:p>
       <w:pPr>
-        <w:keepLines w:val="0"/>
+        <w:widowControl/>
       </w:pPr>
       <w:r>
-        <w:t>Микроскоп и телескоп — близкие родственники: оба выросли из ремесла изготовления линз примерно в одну эпоху. Начиная с 1670-х годов письма Левенгука показывали, что прудовая вода, зубной налёт и настой перца кишат жизнью.</w:t>
-      </w:r>
-    </w:p>
-    <w:p>
-      <w:pPr>
-        <w:keepLines w:val="0"/>
-      </w:pPr>
-      <w:r>
-        <w:t>Рождению новой области помогли мастерство, любознательность и развивавшаяся почтовая сеть учёных. Микробиологию тогда ещё не преподавали в университетах: она начиналась с писем и рисунков.</w:t>
+        <w:t>Микроскоп и телескоп — родственные приборы: оба выросли из производства линз примерно в одну эпоху. Письма Левенгука с 1670-х годов показывали, что прудовая вода, зубной налёт и настой перца полны жизни. Помогли ремесленное мастерство, любознательность и новая почтовая сеть общения учёных. Микробиологию ещё не преподавали в университетах: она начиналась с писем и рисунков.</w:t>
       </w:r>
     </w:p>
     <w:p>
       <w:pPr>
         <w:pStyle w:val="Heading1"/>
+        <w:widowControl/>
       </w:pPr>
       <w:r>
-        <w:t>Научное значение</w:t>
+        <w:t>Значение для науки</w:t>
       </w:r>
     </w:p>
     <w:p>
       <w:pPr>
-        <w:keepLines w:val="0"/>
+        <w:widowControl/>
       </w:pPr>
       <w:r>
-        <w:t>Наблюдение клеток и микроорганизмов превратило биологию в науку о скрытых структурах. Болезни стало легче объяснять, когда возбудителей можно было увидеть, а не только предполагать их существование.</w:t>
-      </w:r>
-    </w:p>
-    <w:p>
-      <w:pPr>
-        <w:keepLines w:val="0"/>
-      </w:pPr>
-      <w:r>
-        <w:t>Возможность рассматривать малое столь же важна для материаловедения, геологии и электроники. Микроскоп напоминает: большая часть природы существует в масштабах, недоступных человеческому глазу.</w:t>
+        <w:t>Наблюдение клеток и микробов превратило биологию в науку о скрытом строении живого. Позднее причины болезней стало легче понимать, когда микроорганизмы можно было увидеть, а не только предполагать их существование. Материаловедение, геология и электроника также зависят от исследования малых объектов. Микроскоп напоминает, что большая часть природы имеет размеры, не рассчитанные на возможности человеческого глаза.</w:t>
       </w:r>
     </w:p>
     <w:p>
       <w:pPr>
         <w:pStyle w:val="Heading1"/>
+        <w:widowControl/>
       </w:pPr>
       <w:r>
-        <w:t>Влияние на последующее развитие</w:t>
+        <w:t>Влияние на дальнейшее развитие</w:t>
       </w:r>
     </w:p>
     <w:p>
       <w:pPr>
-        <w:keepLines w:val="0"/>
+        <w:widowControl/>
       </w:pPr>
       <w:r>
-        <w:t>Более совершенные линзы, иммерсионные жидкости, методы окрашивания, а затем электронные микроскопы позволили исследовать вирусы, кристаллы и компьютерные микросхемы. Во многих медицинских лабораториях диагностика до сих пор начинается с предметного стекла.</w:t>
-      </w:r>
-    </w:p>
-    <w:p>
-      <w:pPr>
-        <w:keepLines w:val="0"/>
-      </w:pPr>
-      <w:r>
-        <w:t>Клетки Гука и «анималькули» Левенгука спустя столетия привели к клеточной теории, микробной теории болезней и молекулярной биологии.</w:t>
+        <w:t>Более совершенные линзы, масляная иммерсия — использование масла в оптической системе, окрашивание образцов, а затем электронные микроскопы открыли для наблюдения вирусы, кристаллы и компьютерные микросхемы. Многие исследования в медицинской лаборатории по-прежнему начинаются с препарата на стекле. Клетки Гука и «зверьки» Левенгука через столетия привели к клеточной теории, микробной теории болезней и молекулярной биологии.</w:t>
       </w:r>
     </w:p>
     <w:p>
       <w:pPr>
         <w:pStyle w:val="Heading1"/>
+        <w:widowControl/>
       </w:pPr>
       <w:r>
-        <w:t>Как это изменило жизнь людей</w:t>
+        <w:t>Как изменило жизнь людей</w:t>
       </w:r>
     </w:p>
     <w:p>
       <w:pPr>
-        <w:keepLines w:val="0"/>
+        <w:widowControl/>
       </w:pPr>
       <w:r>
-        <w:t>Современные санитария, безопасность пищевых продуктов и медицина основаны на понимании того, что мельчайшие живые организмы имеют огромное значение. Мир, открытый микроскопом, научил людей мыть, стерилизовать и вакцинировать.</w:t>
-      </w:r>
-    </w:p>
-    <w:p>
-      <w:pPr>
-        <w:keepLines w:val="0"/>
-      </w:pPr>
-      <w:r>
-        <w:t>Одновременно выросло и чувство изумления: школьники теперь могут увидеть тех же крошечных существ. Когда невидимо малое перестало быть плодом воображения, человеческая жизнь стала и осторожнее, и удивительнее.</w:t>
+        <w:t>Общественное здоровье, безопасность пищи и современная медицина учитывают значение мельчайших организмов. Люди научились мыть, стерилизовать и вакцинировать в мире, который сделал видимым микроскоп. Прибавилось и удивления: школьники теперь наблюдают тех же «зверьков». Когда невидимое стало доступно глазу, жизнь сделалась и осторожнее, и интереснее.</w:t>
       </w:r>
     </w:p>
     <w:p>
       <w:pPr>
         <w:pStyle w:val="Heading1"/>
+        <w:widowControl/>
       </w:pPr>
       <w:r>
         <w:t>Источники и литература</w:t>
@@ -286,140 +211,151 @@
     <w:p>
       <w:pPr>
         <w:pStyle w:val="Heading2"/>
+        <w:widowControl/>
       </w:pPr>
       <w:r>
-        <w:t>C. Материалы научных учреждений и энциклопедий</w:t>
+        <w:rPr>
+          <w:sz w:val="20"/>
+        </w:rPr>
+        <w:t>Материалы организаций и энциклопедии</w:t>
       </w:r>
     </w:p>
     <w:p>
       <w:pPr>
-        <w:keepLines/>
-        <w:spacing w:after="80" w:line="300" w:lineRule="auto"/>
-        <w:numPr>
-          <w:ilvl w:val="0"/>
-          <w:numId w:val="11"/>
-        </w:numPr>
+        <w:widowControl/>
       </w:pPr>
       <w:r>
-        <w:t>Encyclopaedia Britannica. «Microscope».</w:t>
+        <w:rPr>
+          <w:sz w:val="20"/>
+        </w:rPr>
+        <w:t xml:space="preserve">1. Encyclopaedia Britannica. 'Microscope.' </w:t>
       </w:r>
+      <w:hyperlink r:id="rId9">
+        <w:r>
+          <w:rPr>
+            <w:sz w:val="20"/>
+          </w:rPr>
+          <w:t>https://www.britannica.com/technology/microscope</w:t>
+        </w:r>
+      </w:hyperlink>
       <w:r>
-        <w:t xml:space="preserve"> </w:t>
+        <w:rPr>
+          <w:sz w:val="20"/>
+        </w:rPr>
+      </w:r>
+    </w:p>
+    <w:p>
+      <w:pPr>
+        <w:pStyle w:val="Heading2"/>
+        <w:widowControl/>
+      </w:pPr>
+      <w:r>
+        <w:rPr>
+          <w:sz w:val="20"/>
+        </w:rPr>
+        <w:t>Материалы музеев, архивов и библиотек</w:t>
+      </w:r>
+    </w:p>
+    <w:p>
+      <w:pPr>
+        <w:widowControl/>
+      </w:pPr>
+      <w:r>
+        <w:rPr>
+          <w:sz w:val="20"/>
+        </w:rPr>
+        <w:t xml:space="preserve">1. Science Museum (London). Early microscopes. </w:t>
+      </w:r>
+      <w:hyperlink r:id="rId10">
+        <w:r>
+          <w:rPr>
+            <w:sz w:val="20"/>
+          </w:rPr>
+          <w:t>https://www.sciencemuseum.org.uk/objects-and-stories</w:t>
+        </w:r>
+      </w:hyperlink>
+      <w:r>
+        <w:rPr>
+          <w:sz w:val="20"/>
+        </w:rPr>
+      </w:r>
+    </w:p>
+    <w:p>
+      <w:pPr>
+        <w:pStyle w:val="Heading2"/>
+        <w:widowControl/>
+      </w:pPr>
+      <w:r>
+        <w:rPr>
+          <w:sz w:val="20"/>
+        </w:rPr>
+        <w:t>Онлайн-лекции и образовательные циклы</w:t>
+      </w:r>
+    </w:p>
+    <w:p>
+      <w:pPr>
+        <w:widowControl/>
+      </w:pPr>
+      <w:r>
+        <w:rPr>
+          <w:sz w:val="20"/>
+        </w:rPr>
+        <w:t xml:space="preserve">1. Florida State University. Molecular Expressions Optical Microscopy Primer. </w:t>
       </w:r>
       <w:hyperlink r:id="rId11">
         <w:r>
           <w:rPr>
-            <w:color w:val="0563C1"/>
-            <w:u w:val="single"/>
+            <w:sz w:val="20"/>
           </w:rPr>
-          <w:t>https://www.britannica.com/technology/microscope</w:t>
+          <w:t>https://micro.magnet.fsu.edu/primer/index.html</w:t>
         </w:r>
       </w:hyperlink>
+      <w:r>
+        <w:rPr>
+          <w:sz w:val="20"/>
+        </w:rPr>
+      </w:r>
     </w:p>
     <w:p>
       <w:pPr>
         <w:pStyle w:val="Heading2"/>
+        <w:widowControl/>
       </w:pPr>
       <w:r>
-        <w:t>D. Материалы музеев, архивов и библиотек</w:t>
+        <w:rPr>
+          <w:sz w:val="20"/>
+        </w:rPr>
+        <w:t>Профессиональные общества и организации по стандартизации</w:t>
       </w:r>
     </w:p>
     <w:p>
       <w:pPr>
-        <w:keepLines/>
-        <w:spacing w:after="80" w:line="300" w:lineRule="auto"/>
-        <w:numPr>
-          <w:ilvl w:val="0"/>
-          <w:numId w:val="12"/>
-        </w:numPr>
+        <w:widowControl/>
       </w:pPr>
       <w:r>
-        <w:t>Science Museum, Лондон. Ранние микроскопы.</w:t>
-      </w:r>
-      <w:r>
-        <w:t xml:space="preserve"> </w:t>
+        <w:rPr>
+          <w:sz w:val="20"/>
+        </w:rPr>
+        <w:t xml:space="preserve">1. Royal Microscopical Society. </w:t>
       </w:r>
       <w:hyperlink r:id="rId12">
         <w:r>
           <w:rPr>
-            <w:color w:val="0563C1"/>
-            <w:u w:val="single"/>
-          </w:rPr>
-          <w:t>https://www.sciencemuseum.org.uk/objects-and-stories</w:t>
-        </w:r>
-      </w:hyperlink>
-    </w:p>
-    <w:p>
-      <w:pPr>
-        <w:pStyle w:val="Heading2"/>
-      </w:pPr>
-      <w:r>
-        <w:t>F. Онлайн-лекции и образовательные серии</w:t>
-      </w:r>
-    </w:p>
-    <w:p>
-      <w:pPr>
-        <w:keepLines/>
-        <w:spacing w:after="80" w:line="300" w:lineRule="auto"/>
-        <w:numPr>
-          <w:ilvl w:val="0"/>
-          <w:numId w:val="13"/>
-        </w:numPr>
-      </w:pPr>
-      <w:r>
-        <w:t>Florida State University. Molecular Expressions Optical Microscopy Primer.</w:t>
-      </w:r>
-      <w:r>
-        <w:t xml:space="preserve"> </w:t>
-      </w:r>
-      <w:hyperlink r:id="rId13">
-        <w:r>
-          <w:rPr>
-            <w:color w:val="0563C1"/>
-            <w:u w:val="single"/>
-          </w:rPr>
-          <w:t>https://micro.magnet.fsu.edu/primer/index.html</w:t>
-        </w:r>
-      </w:hyperlink>
-    </w:p>
-    <w:p>
-      <w:pPr>
-        <w:pStyle w:val="Heading2"/>
-      </w:pPr>
-      <w:r>
-        <w:t>H. Профессиональные общества и организации по стандартизации</w:t>
-      </w:r>
-    </w:p>
-    <w:p>
-      <w:pPr>
-        <w:keepLines/>
-        <w:spacing w:after="80" w:line="300" w:lineRule="auto"/>
-        <w:numPr>
-          <w:ilvl w:val="0"/>
-          <w:numId w:val="14"/>
-        </w:numPr>
-      </w:pPr>
-      <w:r>
-        <w:t>Royal Microscopical Society.</w:t>
-      </w:r>
-      <w:r>
-        <w:t xml:space="preserve"> </w:t>
-      </w:r>
-      <w:hyperlink r:id="rId14">
-        <w:r>
-          <w:rPr>
-            <w:color w:val="0563C1"/>
-            <w:u w:val="single"/>
+            <w:sz w:val="20"/>
           </w:rPr>
           <w:t>https://www.rms.org.uk/</w:t>
         </w:r>
       </w:hyperlink>
+      <w:r>
+        <w:rPr>
+          <w:sz w:val="20"/>
+        </w:rPr>
+      </w:r>
     </w:p>
     <w:sectPr>
-      <w:headerReference w:type="default" r:id="rId9"/>
-      <w:footerReference w:type="default" r:id="rId10"/>
-      <w:pgSz w:w="12240" w:h="15840"/>
-      <w:pgMar w:top="1440" w:right="1440" w:bottom="1440" w:left="1440" w:header="708" w:footer="708" w:gutter="0"/>
+      <w:footerReference w:type="default" r:id="rId13"/>
+      <w:pgSz w:w="11906" w:h="16838"/>
+      <w:pgMar w:top="1020" w:right="1134" w:bottom="1020" w:left="1134" w:header="720" w:footer="720" w:gutter="0"/>
       <w:cols w:space="720"/>
       <w:docGrid w:linePitch="360"/>
     </w:sectPr>
@@ -432,60 +368,11 @@
   <w:p>
     <w:pPr>
       <w:pStyle w:val="Footer"/>
-      <w:spacing w:before="0" w:after="0"/>
       <w:jc w:val="right"/>
     </w:pPr>
-    <w:r>
-      <w:rPr>
-        <w:rFonts w:ascii="Calibri" w:hAnsi="Calibri" w:cs="Calibri"/>
-        <w:color w:val="666666"/>
-        <w:sz w:val="18"/>
-      </w:rPr>
-      <w:t xml:space="preserve">Страница </w:t>
-    </w:r>
-    <w:r>
-      <w:rPr>
-        <w:rFonts w:ascii="Calibri" w:hAnsi="Calibri" w:cs="Calibri"/>
-        <w:color w:val="666666"/>
-        <w:sz w:val="18"/>
-      </w:rPr>
-      <w:fldChar w:fldCharType="begin"/>
-      <w:instrText xml:space="preserve"> PAGE </w:instrText>
-      <w:fldChar w:fldCharType="separate"/>
-      <w:t>1</w:t>
-      <w:fldChar w:fldCharType="end"/>
-    </w:r>
+    <w:fldSimple w:instr="PAGE"/>
   </w:p>
 </w:ftr>
-</file>
-
-<file path=word/header1.xml><?xml version="1.0" encoding="utf-8"?>
-<w:hdr xmlns:m="http://schemas.openxmlformats.org/officeDocument/2006/math" xmlns:mc="http://schemas.openxmlformats.org/markup-compatibility/2006" xmlns:mo="http://schemas.microsoft.com/office/mac/office/2008/main" xmlns:mv="urn:schemas-microsoft-com:mac:vml" xmlns:o="urn:schemas-microsoft-com:office:office" xmlns:r="http://schemas.openxmlformats.org/officeDocument/2006/relationships" xmlns:v="urn:schemas-microsoft-com:vml" xmlns:w10="urn:schemas-microsoft-com:office:word" xmlns:w14="http://schemas.microsoft.com/office/word/2010/wordml" xmlns:w="http://schemas.openxmlformats.org/wordprocessingml/2006/main" xmlns:wne="http://schemas.microsoft.com/office/word/2006/wordml" xmlns:wp14="http://schemas.microsoft.com/office/word/2010/wordprocessingDrawing" xmlns:wp="http://schemas.openxmlformats.org/drawingml/2006/wordprocessingDrawing" xmlns:wpc="http://schemas.microsoft.com/office/word/2010/wordprocessingCanvas" xmlns:wpg="http://schemas.microsoft.com/office/word/2010/wordprocessingGroup" xmlns:wpi="http://schemas.microsoft.com/office/word/2010/wordprocessingInk" xmlns:wps="http://schemas.microsoft.com/office/word/2010/wordprocessingShape" mc:Ignorable="w14 wp14">
-  <w:p>
-    <w:pPr>
-      <w:pStyle w:val="Header"/>
-      <w:spacing w:after="0"/>
-      <w:jc w:val="left"/>
-    </w:pPr>
-    <w:r>
-      <w:rPr>
-        <w:rFonts w:ascii="Calibri" w:hAnsi="Calibri" w:cs="Calibri"/>
-        <w:b/>
-        <w:color w:val="666666"/>
-        <w:sz w:val="18"/>
-      </w:rPr>
-      <w:t>Открытия и изобретения</w:t>
-    </w:r>
-    <w:r>
-      <w:rPr>
-        <w:rFonts w:ascii="Calibri" w:hAnsi="Calibri" w:cs="Calibri"/>
-        <w:color w:val="666666"/>
-        <w:sz w:val="18"/>
-      </w:rPr>
-      <w:t xml:space="preserve">    |    2. Знания, наука и измерения</w:t>
-    </w:r>
-  </w:p>
-</w:hdr>
 </file>
 
 <file path=word/numbering.xml><?xml version="1.0" encoding="utf-8"?>
@@ -688,96 +575,6 @@
   <w:num w:numId="9">
     <w:abstractNumId w:val="0"/>
   </w:num>
-  <w:abstractNum w:abstractNumId="9">
-    <w:multiLevelType w:val="singleLevel"/>
-    <w:lvl w:ilvl="0">
-      <w:start w:val="1"/>
-      <w:numFmt w:val="bullet"/>
-      <w:lvlText w:val="•"/>
-      <w:lvlJc w:val="left"/>
-      <w:pPr>
-        <w:tabs>
-          <w:tab w:val="num" w:pos="540"/>
-        </w:tabs>
-        <w:ind w:left="540" w:hanging="270"/>
-      </w:pPr>
-    </w:lvl>
-  </w:abstractNum>
-  <w:num w:numId="10">
-    <w:abstractNumId w:val="9"/>
-  </w:num>
-  <w:abstractNum w:abstractNumId="10">
-    <w:multiLevelType w:val="singleLevel"/>
-    <w:lvl w:ilvl="0">
-      <w:start w:val="1"/>
-      <w:numFmt w:val="decimal"/>
-      <w:lvlText w:val="%1."/>
-      <w:lvlJc w:val="left"/>
-      <w:pPr>
-        <w:tabs>
-          <w:tab w:val="num" w:pos="540"/>
-        </w:tabs>
-        <w:ind w:left="540" w:hanging="270"/>
-      </w:pPr>
-    </w:lvl>
-  </w:abstractNum>
-  <w:num w:numId="11">
-    <w:abstractNumId w:val="10"/>
-  </w:num>
-  <w:abstractNum w:abstractNumId="11">
-    <w:multiLevelType w:val="singleLevel"/>
-    <w:lvl w:ilvl="0">
-      <w:start w:val="1"/>
-      <w:numFmt w:val="decimal"/>
-      <w:lvlText w:val="%1."/>
-      <w:lvlJc w:val="left"/>
-      <w:pPr>
-        <w:tabs>
-          <w:tab w:val="num" w:pos="540"/>
-        </w:tabs>
-        <w:ind w:left="540" w:hanging="270"/>
-      </w:pPr>
-    </w:lvl>
-  </w:abstractNum>
-  <w:num w:numId="12">
-    <w:abstractNumId w:val="11"/>
-  </w:num>
-  <w:abstractNum w:abstractNumId="12">
-    <w:multiLevelType w:val="singleLevel"/>
-    <w:lvl w:ilvl="0">
-      <w:start w:val="1"/>
-      <w:numFmt w:val="decimal"/>
-      <w:lvlText w:val="%1."/>
-      <w:lvlJc w:val="left"/>
-      <w:pPr>
-        <w:tabs>
-          <w:tab w:val="num" w:pos="540"/>
-        </w:tabs>
-        <w:ind w:left="540" w:hanging="270"/>
-      </w:pPr>
-    </w:lvl>
-  </w:abstractNum>
-  <w:num w:numId="13">
-    <w:abstractNumId w:val="12"/>
-  </w:num>
-  <w:abstractNum w:abstractNumId="13">
-    <w:multiLevelType w:val="singleLevel"/>
-    <w:lvl w:ilvl="0">
-      <w:start w:val="1"/>
-      <w:numFmt w:val="decimal"/>
-      <w:lvlText w:val="%1."/>
-      <w:lvlJc w:val="left"/>
-      <w:pPr>
-        <w:tabs>
-          <w:tab w:val="num" w:pos="540"/>
-        </w:tabs>
-        <w:ind w:left="540" w:hanging="270"/>
-      </w:pPr>
-    </w:lvl>
-  </w:abstractNum>
-  <w:num w:numId="14">
-    <w:abstractNumId w:val="13"/>
-  </w:num>
 </w:numbering>
 </file>
 
@@ -786,7 +583,7 @@
   <w:docDefaults>
     <w:rPrDefault>
       <w:rPr>
-        <w:rFonts w:asciiTheme="minorHAnsi" w:eastAsiaTheme="minorEastAsia" w:hAnsiTheme="minorHAnsi" w:cstheme="minorBidi"/>
+        <w:rFonts/>
         <w:sz w:val="22"/>
         <w:szCs w:val="22"/>
         <w:lang w:val="en-US" w:eastAsia="en-US" w:bidi="ar-SA"/>
@@ -942,12 +739,13 @@
     <w:qFormat/>
     <w:rsid w:val="00FC693F"/>
     <w:pPr>
-      <w:widowControl/>
-      <w:spacing w:before="0" w:after="120" w:line="300" w:lineRule="auto"/>
+      <w:spacing w:after="120" w:line="259" w:lineRule="auto"/>
     </w:pPr>
     <w:rPr>
-      <w:rFonts w:ascii="Calibri" w:hAnsi="Calibri" w:cs="Calibri"/>
-      <w:sz w:val="22"/>
+      <w:rFonts w:ascii="Times New Roman" w:hAnsi="Times New Roman"/>
+      <w:color w:val="000000"/>
+      <w:sz w:val="24"/>
+      <w:lang w:val="ru-RU"/>
     </w:rPr>
   </w:style>
   <w:style w:type="paragraph" w:styleId="Header">
@@ -1005,16 +803,17 @@
     <w:pPr>
       <w:keepNext/>
       <w:keepLines/>
-      <w:spacing w:before="360" w:after="200"/>
+      <w:spacing w:before="480" w:after="120" w:line="259" w:lineRule="auto"/>
       <w:outlineLvl w:val="0"/>
     </w:pPr>
     <w:rPr>
-      <w:rFonts w:asciiTheme="majorHAnsi" w:eastAsiaTheme="majorEastAsia" w:hAnsiTheme="majorHAnsi" w:cstheme="majorBidi" w:ascii="Calibri" w:hAnsi="Calibri" w:cs="Calibri"/>
+      <w:rFonts w:ascii="Times New Roman" w:hAnsi="Times New Roman"/>
       <w:b/>
       <w:bCs/>
-      <w:color w:val="2E74B5"/>
-      <w:sz w:val="32"/>
+      <w:color w:val="000000"/>
+      <w:sz w:val="26"/>
       <w:szCs w:val="28"/>
+      <w:lang w:val="ru-RU"/>
     </w:rPr>
   </w:style>
   <w:style w:type="paragraph" w:styleId="Heading2">
@@ -1029,16 +828,17 @@
     <w:pPr>
       <w:keepNext/>
       <w:keepLines/>
-      <w:spacing w:before="280" w:after="140"/>
+      <w:spacing w:before="200" w:after="120" w:line="259" w:lineRule="auto"/>
       <w:outlineLvl w:val="1"/>
     </w:pPr>
     <w:rPr>
-      <w:rFonts w:asciiTheme="majorHAnsi" w:eastAsiaTheme="majorEastAsia" w:hAnsiTheme="majorHAnsi" w:cstheme="majorBidi" w:ascii="Calibri" w:hAnsi="Calibri" w:cs="Calibri"/>
+      <w:rFonts w:ascii="Times New Roman" w:hAnsi="Times New Roman"/>
       <w:b/>
       <w:bCs/>
-      <w:color w:val="2E74B5"/>
+      <w:color w:val="000000"/>
       <w:sz w:val="26"/>
       <w:szCs w:val="26"/>
+      <w:lang w:val="ru-RU"/>
     </w:rPr>
   </w:style>
   <w:style w:type="paragraph" w:styleId="Heading3">
@@ -1053,15 +853,14 @@
     <w:pPr>
       <w:keepNext/>
       <w:keepLines/>
-      <w:spacing w:before="200" w:after="100"/>
+      <w:spacing w:before="200" w:after="0"/>
       <w:outlineLvl w:val="2"/>
     </w:pPr>
     <w:rPr>
-      <w:rFonts w:asciiTheme="majorHAnsi" w:eastAsiaTheme="majorEastAsia" w:hAnsiTheme="majorHAnsi" w:cstheme="majorBidi" w:ascii="Calibri" w:hAnsi="Calibri" w:cs="Calibri"/>
+      <w:rFonts/>
       <w:b/>
       <w:bCs/>
-      <w:color w:val="1F4D78"/>
-      <w:sz w:val="24"/>
+      <w:color w:val="4F81BD" w:themeColor="accent1"/>
     </w:rPr>
   </w:style>
   <w:style w:type="paragraph" w:styleId="Heading4">
@@ -1081,7 +880,7 @@
       <w:outlineLvl w:val="3"/>
     </w:pPr>
     <w:rPr>
-      <w:rFonts w:asciiTheme="majorHAnsi" w:eastAsiaTheme="majorEastAsia" w:hAnsiTheme="majorHAnsi" w:cstheme="majorBidi"/>
+      <w:rFonts/>
       <w:b/>
       <w:bCs/>
       <w:i/>
@@ -1106,7 +905,7 @@
       <w:outlineLvl w:val="4"/>
     </w:pPr>
     <w:rPr>
-      <w:rFonts w:asciiTheme="majorHAnsi" w:eastAsiaTheme="majorEastAsia" w:hAnsiTheme="majorHAnsi" w:cstheme="majorBidi"/>
+      <w:rFonts/>
       <w:color w:val="243F60" w:themeColor="accent1" w:themeShade="7F"/>
     </w:rPr>
   </w:style>
@@ -1127,7 +926,7 @@
       <w:outlineLvl w:val="5"/>
     </w:pPr>
     <w:rPr>
-      <w:rFonts w:asciiTheme="majorHAnsi" w:eastAsiaTheme="majorEastAsia" w:hAnsiTheme="majorHAnsi" w:cstheme="majorBidi"/>
+      <w:rFonts/>
       <w:i/>
       <w:iCs/>
       <w:color w:val="243F60" w:themeColor="accent1" w:themeShade="7F"/>
@@ -1150,7 +949,7 @@
       <w:outlineLvl w:val="6"/>
     </w:pPr>
     <w:rPr>
-      <w:rFonts w:asciiTheme="majorHAnsi" w:eastAsiaTheme="majorEastAsia" w:hAnsiTheme="majorHAnsi" w:cstheme="majorBidi"/>
+      <w:rFonts/>
       <w:i/>
       <w:iCs/>
       <w:color w:val="404040" w:themeColor="text1" w:themeTint="BF"/>
@@ -1173,7 +972,7 @@
       <w:outlineLvl w:val="7"/>
     </w:pPr>
     <w:rPr>
-      <w:rFonts w:asciiTheme="majorHAnsi" w:eastAsiaTheme="majorEastAsia" w:hAnsiTheme="majorHAnsi" w:cstheme="majorBidi"/>
+      <w:rFonts/>
       <w:color w:val="4F81BD" w:themeColor="accent1"/>
       <w:sz w:val="20"/>
       <w:szCs w:val="20"/>
@@ -1196,7 +995,7 @@
       <w:outlineLvl w:val="8"/>
     </w:pPr>
     <w:rPr>
-      <w:rFonts w:asciiTheme="majorHAnsi" w:eastAsiaTheme="majorEastAsia" w:hAnsiTheme="majorHAnsi" w:cstheme="majorBidi"/>
+      <w:rFonts/>
       <w:i/>
       <w:iCs/>
       <w:color w:val="404040" w:themeColor="text1" w:themeTint="BF"/>
@@ -1247,7 +1046,7 @@
     <w:uiPriority w:val="9"/>
     <w:rsid w:val="00FC693F"/>
     <w:rPr>
-      <w:rFonts w:asciiTheme="majorHAnsi" w:eastAsiaTheme="majorEastAsia" w:hAnsiTheme="majorHAnsi" w:cstheme="majorBidi"/>
+      <w:rFonts/>
       <w:b/>
       <w:bCs/>
       <w:color w:val="365F91" w:themeColor="accent1" w:themeShade="BF"/>
@@ -1262,7 +1061,7 @@
     <w:uiPriority w:val="9"/>
     <w:rsid w:val="00FC693F"/>
     <w:rPr>
-      <w:rFonts w:asciiTheme="majorHAnsi" w:eastAsiaTheme="majorEastAsia" w:hAnsiTheme="majorHAnsi" w:cstheme="majorBidi"/>
+      <w:rFonts/>
       <w:b/>
       <w:bCs/>
       <w:color w:val="4F81BD" w:themeColor="accent1"/>
@@ -1277,7 +1076,7 @@
     <w:uiPriority w:val="9"/>
     <w:rsid w:val="00FC693F"/>
     <w:rPr>
-      <w:rFonts w:asciiTheme="majorHAnsi" w:eastAsiaTheme="majorEastAsia" w:hAnsiTheme="majorHAnsi" w:cstheme="majorBidi"/>
+      <w:rFonts/>
       <w:b/>
       <w:bCs/>
       <w:color w:val="4F81BD" w:themeColor="accent1"/>
@@ -1292,19 +1091,17 @@
     <w:qFormat/>
     <w:rsid w:val="00FC693F"/>
     <w:pPr>
-      <w:pBdr>
-        <w:bottom w:val="single" w:sz="8" w:space="4" w:color="4F81BD" w:themeColor="accent1"/>
-      </w:pBdr>
-      <w:spacing w:after="300" w:line="240" w:lineRule="auto"/>
+      <w:spacing w:after="120" w:line="259" w:lineRule="auto"/>
       <w:contextualSpacing/>
     </w:pPr>
     <w:rPr>
-      <w:rFonts w:asciiTheme="majorHAnsi" w:eastAsiaTheme="majorEastAsia" w:hAnsiTheme="majorHAnsi" w:cstheme="majorBidi"/>
-      <w:color w:val="17365D" w:themeColor="text2" w:themeShade="BF"/>
+      <w:rFonts w:ascii="Times New Roman" w:hAnsi="Times New Roman"/>
+      <w:color w:val="000000"/>
       <w:spacing w:val="5"/>
       <w:kern w:val="28"/>
-      <w:sz w:val="52"/>
+      <w:sz w:val="40"/>
       <w:szCs w:val="52"/>
+      <w:lang w:val="ru-RU"/>
     </w:rPr>
   </w:style>
   <w:style w:type="character" w:customStyle="1" w:styleId="TitleChar">
@@ -1314,7 +1111,7 @@
     <w:uiPriority w:val="10"/>
     <w:rsid w:val="00FC693F"/>
     <w:rPr>
-      <w:rFonts w:asciiTheme="majorHAnsi" w:eastAsiaTheme="majorEastAsia" w:hAnsiTheme="majorHAnsi" w:cstheme="majorBidi"/>
+      <w:rFonts/>
       <w:color w:val="17365D" w:themeColor="text2" w:themeShade="BF"/>
       <w:spacing w:val="5"/>
       <w:kern w:val="28"/>
@@ -1336,7 +1133,7 @@
       </w:numPr>
     </w:pPr>
     <w:rPr>
-      <w:rFonts w:asciiTheme="majorHAnsi" w:eastAsiaTheme="majorEastAsia" w:hAnsiTheme="majorHAnsi" w:cstheme="majorBidi"/>
+      <w:rFonts/>
       <w:i/>
       <w:iCs/>
       <w:color w:val="4F81BD" w:themeColor="accent1"/>
@@ -1352,7 +1149,7 @@
     <w:uiPriority w:val="11"/>
     <w:rsid w:val="00FC693F"/>
     <w:rPr>
-      <w:rFonts w:asciiTheme="majorHAnsi" w:eastAsiaTheme="majorEastAsia" w:hAnsiTheme="majorHAnsi" w:cstheme="majorBidi"/>
+      <w:rFonts/>
       <w:i/>
       <w:iCs/>
       <w:color w:val="4F81BD" w:themeColor="accent1"/>
@@ -1477,8 +1274,15 @@
       <w:numPr>
         <w:numId w:val="1"/>
       </w:numPr>
+      <w:spacing w:after="120" w:line="259" w:lineRule="auto"/>
       <w:contextualSpacing/>
     </w:pPr>
+    <w:rPr>
+      <w:rFonts w:ascii="Times New Roman" w:hAnsi="Times New Roman"/>
+      <w:color w:val="000000"/>
+      <w:sz w:val="24"/>
+      <w:lang w:val="ru-RU"/>
+    </w:rPr>
   </w:style>
   <w:style w:type="paragraph" w:styleId="ListBullet2">
     <w:name w:val="List Bullet 2"/>
@@ -1650,7 +1454,7 @@
     <w:semiHidden/>
     <w:rsid w:val="00FC693F"/>
     <w:rPr>
-      <w:rFonts w:asciiTheme="majorHAnsi" w:eastAsiaTheme="majorEastAsia" w:hAnsiTheme="majorHAnsi" w:cstheme="majorBidi"/>
+      <w:rFonts/>
       <w:b/>
       <w:bCs/>
       <w:i/>
@@ -1666,7 +1470,7 @@
     <w:semiHidden/>
     <w:rsid w:val="00FC693F"/>
     <w:rPr>
-      <w:rFonts w:asciiTheme="majorHAnsi" w:eastAsiaTheme="majorEastAsia" w:hAnsiTheme="majorHAnsi" w:cstheme="majorBidi"/>
+      <w:rFonts/>
       <w:color w:val="243F60" w:themeColor="accent1" w:themeShade="7F"/>
     </w:rPr>
   </w:style>
@@ -1678,7 +1482,7 @@
     <w:semiHidden/>
     <w:rsid w:val="00FC693F"/>
     <w:rPr>
-      <w:rFonts w:asciiTheme="majorHAnsi" w:eastAsiaTheme="majorEastAsia" w:hAnsiTheme="majorHAnsi" w:cstheme="majorBidi"/>
+      <w:rFonts/>
       <w:i/>
       <w:iCs/>
       <w:color w:val="243F60" w:themeColor="accent1" w:themeShade="7F"/>
@@ -1692,7 +1496,7 @@
     <w:semiHidden/>
     <w:rsid w:val="00FC693F"/>
     <w:rPr>
-      <w:rFonts w:asciiTheme="majorHAnsi" w:eastAsiaTheme="majorEastAsia" w:hAnsiTheme="majorHAnsi" w:cstheme="majorBidi"/>
+      <w:rFonts/>
       <w:i/>
       <w:iCs/>
       <w:color w:val="404040" w:themeColor="text1" w:themeTint="BF"/>
@@ -1706,7 +1510,7 @@
     <w:semiHidden/>
     <w:rsid w:val="00FC693F"/>
     <w:rPr>
-      <w:rFonts w:asciiTheme="majorHAnsi" w:eastAsiaTheme="majorEastAsia" w:hAnsiTheme="majorHAnsi" w:cstheme="majorBidi"/>
+      <w:rFonts/>
       <w:color w:val="4F81BD" w:themeColor="accent1"/>
       <w:sz w:val="20"/>
       <w:szCs w:val="20"/>
@@ -1720,7 +1524,7 @@
     <w:semiHidden/>
     <w:rsid w:val="00FC693F"/>
     <w:rPr>
-      <w:rFonts w:asciiTheme="majorHAnsi" w:eastAsiaTheme="majorEastAsia" w:hAnsiTheme="majorHAnsi" w:cstheme="majorBidi"/>
+      <w:rFonts/>
       <w:i/>
       <w:iCs/>
       <w:color w:val="404040" w:themeColor="text1" w:themeTint="BF"/>
@@ -1779,9 +1583,6 @@
     <w:qFormat/>
     <w:rsid w:val="00FC693F"/>
     <w:pPr>
-      <w:pBdr>
-        <w:bottom w:val="single" w:sz="4" w:space="4" w:color="4F81BD" w:themeColor="accent1"/>
-      </w:pBdr>
       <w:spacing w:before="200" w:after="280"/>
       <w:ind w:left="936" w:right="936"/>
     </w:pPr>
@@ -3309,7 +3110,7 @@
         <w:spacing w:before="0" w:after="0" w:line="240" w:lineRule="auto"/>
       </w:pPr>
       <w:rPr>
-        <w:rFonts w:asciiTheme="majorHAnsi" w:eastAsiaTheme="majorEastAsia" w:hAnsiTheme="majorHAnsi" w:cstheme="majorBidi"/>
+        <w:rFonts/>
         <w:b/>
         <w:bCs/>
       </w:rPr>
@@ -3330,7 +3131,7 @@
         <w:spacing w:before="0" w:after="0" w:line="240" w:lineRule="auto"/>
       </w:pPr>
       <w:rPr>
-        <w:rFonts w:asciiTheme="majorHAnsi" w:eastAsiaTheme="majorEastAsia" w:hAnsiTheme="majorHAnsi" w:cstheme="majorBidi"/>
+        <w:rFonts/>
         <w:b/>
         <w:bCs/>
       </w:rPr>
@@ -3348,14 +3149,14 @@
     </w:tblStylePr>
     <w:tblStylePr w:type="firstCol">
       <w:rPr>
-        <w:rFonts w:asciiTheme="majorHAnsi" w:eastAsiaTheme="majorEastAsia" w:hAnsiTheme="majorHAnsi" w:cstheme="majorBidi"/>
+        <w:rFonts/>
         <w:b/>
         <w:bCs/>
       </w:rPr>
     </w:tblStylePr>
     <w:tblStylePr w:type="lastCol">
       <w:rPr>
-        <w:rFonts w:asciiTheme="majorHAnsi" w:eastAsiaTheme="majorEastAsia" w:hAnsiTheme="majorHAnsi" w:cstheme="majorBidi"/>
+        <w:rFonts/>
         <w:b/>
         <w:bCs/>
       </w:rPr>
@@ -3439,7 +3240,7 @@
         <w:spacing w:before="0" w:after="0" w:line="240" w:lineRule="auto"/>
       </w:pPr>
       <w:rPr>
-        <w:rFonts w:asciiTheme="majorHAnsi" w:eastAsiaTheme="majorEastAsia" w:hAnsiTheme="majorHAnsi" w:cstheme="majorBidi"/>
+        <w:rFonts/>
         <w:b/>
         <w:bCs/>
       </w:rPr>
@@ -3460,7 +3261,7 @@
         <w:spacing w:before="0" w:after="0" w:line="240" w:lineRule="auto"/>
       </w:pPr>
       <w:rPr>
-        <w:rFonts w:asciiTheme="majorHAnsi" w:eastAsiaTheme="majorEastAsia" w:hAnsiTheme="majorHAnsi" w:cstheme="majorBidi"/>
+        <w:rFonts/>
         <w:b/>
         <w:bCs/>
       </w:rPr>
@@ -3478,14 +3279,14 @@
     </w:tblStylePr>
     <w:tblStylePr w:type="firstCol">
       <w:rPr>
-        <w:rFonts w:asciiTheme="majorHAnsi" w:eastAsiaTheme="majorEastAsia" w:hAnsiTheme="majorHAnsi" w:cstheme="majorBidi"/>
+        <w:rFonts/>
         <w:b/>
         <w:bCs/>
       </w:rPr>
     </w:tblStylePr>
     <w:tblStylePr w:type="lastCol">
       <w:rPr>
-        <w:rFonts w:asciiTheme="majorHAnsi" w:eastAsiaTheme="majorEastAsia" w:hAnsiTheme="majorHAnsi" w:cstheme="majorBidi"/>
+        <w:rFonts/>
         <w:b/>
         <w:bCs/>
       </w:rPr>
@@ -3569,7 +3370,7 @@
         <w:spacing w:before="0" w:after="0" w:line="240" w:lineRule="auto"/>
       </w:pPr>
       <w:rPr>
-        <w:rFonts w:asciiTheme="majorHAnsi" w:eastAsiaTheme="majorEastAsia" w:hAnsiTheme="majorHAnsi" w:cstheme="majorBidi"/>
+        <w:rFonts/>
         <w:b/>
         <w:bCs/>
       </w:rPr>
@@ -3590,7 +3391,7 @@
         <w:spacing w:before="0" w:after="0" w:line="240" w:lineRule="auto"/>
       </w:pPr>
       <w:rPr>
-        <w:rFonts w:asciiTheme="majorHAnsi" w:eastAsiaTheme="majorEastAsia" w:hAnsiTheme="majorHAnsi" w:cstheme="majorBidi"/>
+        <w:rFonts/>
         <w:b/>
         <w:bCs/>
       </w:rPr>
@@ -3608,14 +3409,14 @@
     </w:tblStylePr>
     <w:tblStylePr w:type="firstCol">
       <w:rPr>
-        <w:rFonts w:asciiTheme="majorHAnsi" w:eastAsiaTheme="majorEastAsia" w:hAnsiTheme="majorHAnsi" w:cstheme="majorBidi"/>
+        <w:rFonts/>
         <w:b/>
         <w:bCs/>
       </w:rPr>
     </w:tblStylePr>
     <w:tblStylePr w:type="lastCol">
       <w:rPr>
-        <w:rFonts w:asciiTheme="majorHAnsi" w:eastAsiaTheme="majorEastAsia" w:hAnsiTheme="majorHAnsi" w:cstheme="majorBidi"/>
+        <w:rFonts/>
         <w:b/>
         <w:bCs/>
       </w:rPr>
@@ -3699,7 +3500,7 @@
         <w:spacing w:before="0" w:after="0" w:line="240" w:lineRule="auto"/>
       </w:pPr>
       <w:rPr>
-        <w:rFonts w:asciiTheme="majorHAnsi" w:eastAsiaTheme="majorEastAsia" w:hAnsiTheme="majorHAnsi" w:cstheme="majorBidi"/>
+        <w:rFonts/>
         <w:b/>
         <w:bCs/>
       </w:rPr>
@@ -3720,7 +3521,7 @@
         <w:spacing w:before="0" w:after="0" w:line="240" w:lineRule="auto"/>
       </w:pPr>
       <w:rPr>
-        <w:rFonts w:asciiTheme="majorHAnsi" w:eastAsiaTheme="majorEastAsia" w:hAnsiTheme="majorHAnsi" w:cstheme="majorBidi"/>
+        <w:rFonts/>
         <w:b/>
         <w:bCs/>
       </w:rPr>
@@ -3738,14 +3539,14 @@
     </w:tblStylePr>
     <w:tblStylePr w:type="firstCol">
       <w:rPr>
-        <w:rFonts w:asciiTheme="majorHAnsi" w:eastAsiaTheme="majorEastAsia" w:hAnsiTheme="majorHAnsi" w:cstheme="majorBidi"/>
+        <w:rFonts/>
         <w:b/>
         <w:bCs/>
       </w:rPr>
     </w:tblStylePr>
     <w:tblStylePr w:type="lastCol">
       <w:rPr>
-        <w:rFonts w:asciiTheme="majorHAnsi" w:eastAsiaTheme="majorEastAsia" w:hAnsiTheme="majorHAnsi" w:cstheme="majorBidi"/>
+        <w:rFonts/>
         <w:b/>
         <w:bCs/>
       </w:rPr>
@@ -3829,7 +3630,7 @@
         <w:spacing w:before="0" w:after="0" w:line="240" w:lineRule="auto"/>
       </w:pPr>
       <w:rPr>
-        <w:rFonts w:asciiTheme="majorHAnsi" w:eastAsiaTheme="majorEastAsia" w:hAnsiTheme="majorHAnsi" w:cstheme="majorBidi"/>
+        <w:rFonts/>
         <w:b/>
         <w:bCs/>
       </w:rPr>
@@ -3850,7 +3651,7 @@
         <w:spacing w:before="0" w:after="0" w:line="240" w:lineRule="auto"/>
       </w:pPr>
       <w:rPr>
-        <w:rFonts w:asciiTheme="majorHAnsi" w:eastAsiaTheme="majorEastAsia" w:hAnsiTheme="majorHAnsi" w:cstheme="majorBidi"/>
+        <w:rFonts/>
         <w:b/>
         <w:bCs/>
       </w:rPr>
@@ -3868,14 +3669,14 @@
     </w:tblStylePr>
     <w:tblStylePr w:type="firstCol">
       <w:rPr>
-        <w:rFonts w:asciiTheme="majorHAnsi" w:eastAsiaTheme="majorEastAsia" w:hAnsiTheme="majorHAnsi" w:cstheme="majorBidi"/>
+        <w:rFonts/>
         <w:b/>
         <w:bCs/>
       </w:rPr>
     </w:tblStylePr>
     <w:tblStylePr w:type="lastCol">
       <w:rPr>
-        <w:rFonts w:asciiTheme="majorHAnsi" w:eastAsiaTheme="majorEastAsia" w:hAnsiTheme="majorHAnsi" w:cstheme="majorBidi"/>
+        <w:rFonts/>
         <w:b/>
         <w:bCs/>
       </w:rPr>
@@ -3959,7 +3760,7 @@
         <w:spacing w:before="0" w:after="0" w:line="240" w:lineRule="auto"/>
       </w:pPr>
       <w:rPr>
-        <w:rFonts w:asciiTheme="majorHAnsi" w:eastAsiaTheme="majorEastAsia" w:hAnsiTheme="majorHAnsi" w:cstheme="majorBidi"/>
+        <w:rFonts/>
         <w:b/>
         <w:bCs/>
       </w:rPr>
@@ -3980,7 +3781,7 @@
         <w:spacing w:before="0" w:after="0" w:line="240" w:lineRule="auto"/>
       </w:pPr>
       <w:rPr>
-        <w:rFonts w:asciiTheme="majorHAnsi" w:eastAsiaTheme="majorEastAsia" w:hAnsiTheme="majorHAnsi" w:cstheme="majorBidi"/>
+        <w:rFonts/>
         <w:b/>
         <w:bCs/>
       </w:rPr>
@@ -3998,14 +3799,14 @@
     </w:tblStylePr>
     <w:tblStylePr w:type="firstCol">
       <w:rPr>
-        <w:rFonts w:asciiTheme="majorHAnsi" w:eastAsiaTheme="majorEastAsia" w:hAnsiTheme="majorHAnsi" w:cstheme="majorBidi"/>
+        <w:rFonts/>
         <w:b/>
         <w:bCs/>
       </w:rPr>
     </w:tblStylePr>
     <w:tblStylePr w:type="lastCol">
       <w:rPr>
-        <w:rFonts w:asciiTheme="majorHAnsi" w:eastAsiaTheme="majorEastAsia" w:hAnsiTheme="majorHAnsi" w:cstheme="majorBidi"/>
+        <w:rFonts/>
         <w:b/>
         <w:bCs/>
       </w:rPr>
@@ -4089,7 +3890,7 @@
         <w:spacing w:before="0" w:after="0" w:line="240" w:lineRule="auto"/>
       </w:pPr>
       <w:rPr>
-        <w:rFonts w:asciiTheme="majorHAnsi" w:eastAsiaTheme="majorEastAsia" w:hAnsiTheme="majorHAnsi" w:cstheme="majorBidi"/>
+        <w:rFonts/>
         <w:b/>
         <w:bCs/>
       </w:rPr>
@@ -4110,7 +3911,7 @@
         <w:spacing w:before="0" w:after="0" w:line="240" w:lineRule="auto"/>
       </w:pPr>
       <w:rPr>
-        <w:rFonts w:asciiTheme="majorHAnsi" w:eastAsiaTheme="majorEastAsia" w:hAnsiTheme="majorHAnsi" w:cstheme="majorBidi"/>
+        <w:rFonts/>
         <w:b/>
         <w:bCs/>
       </w:rPr>
@@ -4128,14 +3929,14 @@
     </w:tblStylePr>
     <w:tblStylePr w:type="firstCol">
       <w:rPr>
-        <w:rFonts w:asciiTheme="majorHAnsi" w:eastAsiaTheme="majorEastAsia" w:hAnsiTheme="majorHAnsi" w:cstheme="majorBidi"/>
+        <w:rFonts/>
         <w:b/>
         <w:bCs/>
       </w:rPr>
     </w:tblStylePr>
     <w:tblStylePr w:type="lastCol">
       <w:rPr>
-        <w:rFonts w:asciiTheme="majorHAnsi" w:eastAsiaTheme="majorEastAsia" w:hAnsiTheme="majorHAnsi" w:cstheme="majorBidi"/>
+        <w:rFonts/>
         <w:b/>
         <w:bCs/>
       </w:rPr>
@@ -6000,7 +5801,7 @@
     </w:tblPr>
     <w:tblStylePr w:type="firstRow">
       <w:rPr>
-        <w:rFonts w:asciiTheme="majorHAnsi" w:eastAsiaTheme="majorEastAsia" w:hAnsiTheme="majorHAnsi" w:cstheme="majorBidi"/>
+        <w:rFonts/>
       </w:rPr>
       <w:tblPr/>
       <w:tcPr>
@@ -6084,7 +5885,7 @@
     </w:tblPr>
     <w:tblStylePr w:type="firstRow">
       <w:rPr>
-        <w:rFonts w:asciiTheme="majorHAnsi" w:eastAsiaTheme="majorEastAsia" w:hAnsiTheme="majorHAnsi" w:cstheme="majorBidi"/>
+        <w:rFonts/>
       </w:rPr>
       <w:tblPr/>
       <w:tcPr>
@@ -6168,7 +5969,7 @@
     </w:tblPr>
     <w:tblStylePr w:type="firstRow">
       <w:rPr>
-        <w:rFonts w:asciiTheme="majorHAnsi" w:eastAsiaTheme="majorEastAsia" w:hAnsiTheme="majorHAnsi" w:cstheme="majorBidi"/>
+        <w:rFonts/>
       </w:rPr>
       <w:tblPr/>
       <w:tcPr>
@@ -6252,7 +6053,7 @@
     </w:tblPr>
     <w:tblStylePr w:type="firstRow">
       <w:rPr>
-        <w:rFonts w:asciiTheme="majorHAnsi" w:eastAsiaTheme="majorEastAsia" w:hAnsiTheme="majorHAnsi" w:cstheme="majorBidi"/>
+        <w:rFonts/>
       </w:rPr>
       <w:tblPr/>
       <w:tcPr>
@@ -6336,7 +6137,7 @@
     </w:tblPr>
     <w:tblStylePr w:type="firstRow">
       <w:rPr>
-        <w:rFonts w:asciiTheme="majorHAnsi" w:eastAsiaTheme="majorEastAsia" w:hAnsiTheme="majorHAnsi" w:cstheme="majorBidi"/>
+        <w:rFonts/>
       </w:rPr>
       <w:tblPr/>
       <w:tcPr>
@@ -6420,7 +6221,7 @@
     </w:tblPr>
     <w:tblStylePr w:type="firstRow">
       <w:rPr>
-        <w:rFonts w:asciiTheme="majorHAnsi" w:eastAsiaTheme="majorEastAsia" w:hAnsiTheme="majorHAnsi" w:cstheme="majorBidi"/>
+        <w:rFonts/>
       </w:rPr>
       <w:tblPr/>
       <w:tcPr>
@@ -6504,7 +6305,7 @@
     </w:tblPr>
     <w:tblStylePr w:type="firstRow">
       <w:rPr>
-        <w:rFonts w:asciiTheme="majorHAnsi" w:eastAsiaTheme="majorEastAsia" w:hAnsiTheme="majorHAnsi" w:cstheme="majorBidi"/>
+        <w:rFonts/>
       </w:rPr>
       <w:tblPr/>
       <w:tcPr>
@@ -6569,7 +6370,7 @@
       <w:spacing w:after="0" w:line="240" w:lineRule="auto"/>
     </w:pPr>
     <w:rPr>
-      <w:rFonts w:asciiTheme="majorHAnsi" w:eastAsiaTheme="majorEastAsia" w:hAnsiTheme="majorHAnsi" w:cstheme="majorBidi"/>
+      <w:rFonts/>
       <w:color w:val="000000" w:themeColor="text1"/>
     </w:rPr>
     <w:tblPr>
@@ -6697,7 +6498,7 @@
       <w:spacing w:after="0" w:line="240" w:lineRule="auto"/>
     </w:pPr>
     <w:rPr>
-      <w:rFonts w:asciiTheme="majorHAnsi" w:eastAsiaTheme="majorEastAsia" w:hAnsiTheme="majorHAnsi" w:cstheme="majorBidi"/>
+      <w:rFonts/>
       <w:color w:val="000000" w:themeColor="text1"/>
     </w:rPr>
     <w:tblPr>
@@ -6825,7 +6626,7 @@
       <w:spacing w:after="0" w:line="240" w:lineRule="auto"/>
     </w:pPr>
     <w:rPr>
-      <w:rFonts w:asciiTheme="majorHAnsi" w:eastAsiaTheme="majorEastAsia" w:hAnsiTheme="majorHAnsi" w:cstheme="majorBidi"/>
+      <w:rFonts/>
       <w:color w:val="000000" w:themeColor="text1"/>
     </w:rPr>
     <w:tblPr>
@@ -6953,7 +6754,7 @@
       <w:spacing w:after="0" w:line="240" w:lineRule="auto"/>
     </w:pPr>
     <w:rPr>
-      <w:rFonts w:asciiTheme="majorHAnsi" w:eastAsiaTheme="majorEastAsia" w:hAnsiTheme="majorHAnsi" w:cstheme="majorBidi"/>
+      <w:rFonts/>
       <w:color w:val="000000" w:themeColor="text1"/>
     </w:rPr>
     <w:tblPr>
@@ -7081,7 +6882,7 @@
       <w:spacing w:after="0" w:line="240" w:lineRule="auto"/>
     </w:pPr>
     <w:rPr>
-      <w:rFonts w:asciiTheme="majorHAnsi" w:eastAsiaTheme="majorEastAsia" w:hAnsiTheme="majorHAnsi" w:cstheme="majorBidi"/>
+      <w:rFonts/>
       <w:color w:val="000000" w:themeColor="text1"/>
     </w:rPr>
     <w:tblPr>
@@ -7209,7 +7010,7 @@
       <w:spacing w:after="0" w:line="240" w:lineRule="auto"/>
     </w:pPr>
     <w:rPr>
-      <w:rFonts w:asciiTheme="majorHAnsi" w:eastAsiaTheme="majorEastAsia" w:hAnsiTheme="majorHAnsi" w:cstheme="majorBidi"/>
+      <w:rFonts/>
       <w:color w:val="000000" w:themeColor="text1"/>
     </w:rPr>
     <w:tblPr>
@@ -7337,7 +7138,7 @@
       <w:spacing w:after="0" w:line="240" w:lineRule="auto"/>
     </w:pPr>
     <w:rPr>
-      <w:rFonts w:asciiTheme="majorHAnsi" w:eastAsiaTheme="majorEastAsia" w:hAnsiTheme="majorHAnsi" w:cstheme="majorBidi"/>
+      <w:rFonts/>
       <w:color w:val="000000" w:themeColor="text1"/>
     </w:rPr>
     <w:tblPr>
@@ -7976,7 +7777,7 @@
       <w:spacing w:after="0" w:line="240" w:lineRule="auto"/>
     </w:pPr>
     <w:rPr>
-      <w:rFonts w:asciiTheme="majorHAnsi" w:eastAsiaTheme="majorEastAsia" w:hAnsiTheme="majorHAnsi" w:cstheme="majorBidi"/>
+      <w:rFonts/>
       <w:color w:val="000000" w:themeColor="text1"/>
     </w:rPr>
     <w:tblPr>
@@ -8101,7 +7902,7 @@
       <w:spacing w:after="0" w:line="240" w:lineRule="auto"/>
     </w:pPr>
     <w:rPr>
-      <w:rFonts w:asciiTheme="majorHAnsi" w:eastAsiaTheme="majorEastAsia" w:hAnsiTheme="majorHAnsi" w:cstheme="majorBidi"/>
+      <w:rFonts/>
       <w:color w:val="000000" w:themeColor="text1"/>
     </w:rPr>
     <w:tblPr>
@@ -8226,7 +8027,7 @@
       <w:spacing w:after="0" w:line="240" w:lineRule="auto"/>
     </w:pPr>
     <w:rPr>
-      <w:rFonts w:asciiTheme="majorHAnsi" w:eastAsiaTheme="majorEastAsia" w:hAnsiTheme="majorHAnsi" w:cstheme="majorBidi"/>
+      <w:rFonts/>
       <w:color w:val="000000" w:themeColor="text1"/>
     </w:rPr>
     <w:tblPr>
@@ -8351,7 +8152,7 @@
       <w:spacing w:after="0" w:line="240" w:lineRule="auto"/>
     </w:pPr>
     <w:rPr>
-      <w:rFonts w:asciiTheme="majorHAnsi" w:eastAsiaTheme="majorEastAsia" w:hAnsiTheme="majorHAnsi" w:cstheme="majorBidi"/>
+      <w:rFonts/>
       <w:color w:val="000000" w:themeColor="text1"/>
     </w:rPr>
     <w:tblPr>
@@ -8476,7 +8277,7 @@
       <w:spacing w:after="0" w:line="240" w:lineRule="auto"/>
     </w:pPr>
     <w:rPr>
-      <w:rFonts w:asciiTheme="majorHAnsi" w:eastAsiaTheme="majorEastAsia" w:hAnsiTheme="majorHAnsi" w:cstheme="majorBidi"/>
+      <w:rFonts/>
       <w:color w:val="000000" w:themeColor="text1"/>
     </w:rPr>
     <w:tblPr>
@@ -8601,7 +8402,7 @@
       <w:spacing w:after="0" w:line="240" w:lineRule="auto"/>
     </w:pPr>
     <w:rPr>
-      <w:rFonts w:asciiTheme="majorHAnsi" w:eastAsiaTheme="majorEastAsia" w:hAnsiTheme="majorHAnsi" w:cstheme="majorBidi"/>
+      <w:rFonts/>
       <w:color w:val="000000" w:themeColor="text1"/>
     </w:rPr>
     <w:tblPr>
@@ -8726,7 +8527,7 @@
       <w:spacing w:after="0" w:line="240" w:lineRule="auto"/>
     </w:pPr>
     <w:rPr>
-      <w:rFonts w:asciiTheme="majorHAnsi" w:eastAsiaTheme="majorEastAsia" w:hAnsiTheme="majorHAnsi" w:cstheme="majorBidi"/>
+      <w:rFonts/>
       <w:color w:val="000000" w:themeColor="text1"/>
     </w:rPr>
     <w:tblPr>
